--- a/Act 8_ 一幕成名2幕中无人/音乐序列.docx
+++ b/Act 8_ 一幕成名2幕中无人/音乐序列.docx
@@ -16,13 +16,15 @@
       <w:pPr>
         <w:spacing w:line="360" w:lineRule="auto"/>
         <w:rPr>
-          <w:sz w:val="24"/>
-          <w:szCs w:val="24"/>
-        </w:rPr>
-      </w:pPr>
-      <w:r>
-        <w:rPr>
-          <w:rFonts w:ascii="Arial Unicode MS" w:cs="Arial Unicode MS" w:eastAsia="Arial Unicode MS" w:hAnsi="Arial Unicode MS"/>
+          <w:color w:val="ff0000"/>
+          <w:sz w:val="24"/>
+          <w:szCs w:val="24"/>
+        </w:rPr>
+      </w:pPr>
+      <w:r>
+        <w:rPr>
+          <w:rFonts w:ascii="Arial Unicode MS" w:cs="Arial Unicode MS" w:eastAsia="Arial Unicode MS" w:hAnsi="Arial Unicode MS"/>
+          <w:color w:val="ff0000"/>
           <w:sz w:val="24"/>
           <w:szCs w:val="24"/>
           <w:rtl w:val="0"/>
@@ -32,11 +34,52 @@
       <w:r>
         <w:rPr>
           <w:rFonts w:ascii="Arial Unicode MS" w:cs="Arial Unicode MS" w:eastAsia="Arial Unicode MS" w:hAnsi="Arial Unicode MS"/>
-          <w:sz w:val="24"/>
-          <w:szCs w:val="24"/>
-          <w:rtl w:val="0"/>
-        </w:rPr>
-        <w:t xml:space="preserve">音乐1：思念.mp3） - 播放至完毕</w:t>
+          <w:color w:val="ff0000"/>
+          <w:sz w:val="24"/>
+          <w:szCs w:val="24"/>
+          <w:rtl w:val="0"/>
+        </w:rPr>
+        <w:t xml:space="preserve">音乐1：思念.mp3）</w:t>
+      </w:r>
+    </w:p>
+    <w:p>
+      <w:pPr>
+        <w:spacing w:line="360" w:lineRule="auto"/>
+        <w:rPr>
+          <w:color w:val="ff0000"/>
+          <w:sz w:val="24"/>
+          <w:szCs w:val="24"/>
+        </w:rPr>
+      </w:pPr>
+      <w:r>
+        <w:rPr>
+          <w:rFonts w:ascii="Arial Unicode MS" w:cs="Arial Unicode MS" w:eastAsia="Arial Unicode MS" w:hAnsi="Arial Unicode MS"/>
+          <w:color w:val="ff0000"/>
+          <w:sz w:val="24"/>
+          <w:szCs w:val="24"/>
+          <w:rtl w:val="0"/>
+        </w:rPr>
+        <w:t xml:space="preserve">（音乐1：思念.mp3） - 暂停</w:t>
+      </w:r>
+    </w:p>
+    <w:p>
+      <w:pPr>
+        <w:spacing w:line="360" w:lineRule="auto"/>
+        <w:rPr>
+          <w:color w:val="ff0000"/>
+          <w:sz w:val="24"/>
+          <w:szCs w:val="24"/>
+        </w:rPr>
+      </w:pPr>
+      <w:r>
+        <w:rPr>
+          <w:rFonts w:ascii="Arial Unicode MS" w:cs="Arial Unicode MS" w:eastAsia="Arial Unicode MS" w:hAnsi="Arial Unicode MS"/>
+          <w:color w:val="ff0000"/>
+          <w:sz w:val="24"/>
+          <w:szCs w:val="24"/>
+          <w:rtl w:val="0"/>
+        </w:rPr>
+        <w:t xml:space="preserve">（音乐1：思念.mp3） - 继续播放，然后无缝衔接到音乐2，音乐2起这个就停</w:t>
       </w:r>
     </w:p>
     <w:p>
@@ -140,29 +183,17 @@
       <w:r>
         <w:rPr>
           <w:rFonts w:ascii="Arial Unicode MS" w:cs="Arial Unicode MS" w:eastAsia="Arial Unicode MS" w:hAnsi="Arial Unicode MS"/>
-          <w:sz w:val="24"/>
-          <w:szCs w:val="24"/>
-          <w:rtl w:val="0"/>
-        </w:rPr>
-        <w:t xml:space="preserve">（音乐6：搜捕队）</w:t>
-      </w:r>
-    </w:p>
-    <w:p>
-      <w:pPr>
-        <w:spacing w:line="360" w:lineRule="auto"/>
-        <w:rPr>
-          <w:sz w:val="24"/>
-          <w:szCs w:val="24"/>
-        </w:rPr>
-      </w:pPr>
-      <w:r>
-        <w:rPr>
-          <w:rFonts w:ascii="Arial Unicode MS" w:cs="Arial Unicode MS" w:eastAsia="Arial Unicode MS" w:hAnsi="Arial Unicode MS"/>
-          <w:sz w:val="24"/>
-          <w:szCs w:val="24"/>
-          <w:rtl w:val="0"/>
-        </w:rPr>
-        <w:t xml:space="preserve">（音乐6：搜捕队）- 手动停</w:t>
+          <w:color w:val="ff0000"/>
+          <w:sz w:val="24"/>
+          <w:szCs w:val="24"/>
+          <w:rtl w:val="0"/>
+        </w:rPr>
+        <w:t xml:space="preserve">（音乐6：搜捕队）- 和音效7无缝连接，音效7起这个就停</w:t>
+      </w:r>
+      <w:r>
+        <w:rPr>
+          <w:rtl w:val="0"/>
+        </w:rPr>
       </w:r>
     </w:p>
     <w:p>
@@ -194,29 +225,17 @@
       <w:r>
         <w:rPr>
           <w:rFonts w:ascii="Arial Unicode MS" w:cs="Arial Unicode MS" w:eastAsia="Arial Unicode MS" w:hAnsi="Arial Unicode MS"/>
-          <w:sz w:val="24"/>
-          <w:szCs w:val="24"/>
-          <w:rtl w:val="0"/>
-        </w:rPr>
-        <w:t xml:space="preserve">（音乐8：英雄.mp3）</w:t>
-      </w:r>
-    </w:p>
-    <w:p>
-      <w:pPr>
-        <w:spacing w:line="360" w:lineRule="auto"/>
-        <w:rPr>
-          <w:sz w:val="24"/>
-          <w:szCs w:val="24"/>
-        </w:rPr>
-      </w:pPr>
-      <w:r>
-        <w:rPr>
-          <w:rFonts w:ascii="Arial Unicode MS" w:cs="Arial Unicode MS" w:eastAsia="Arial Unicode MS" w:hAnsi="Arial Unicode MS"/>
-          <w:sz w:val="24"/>
-          <w:szCs w:val="24"/>
-          <w:rtl w:val="0"/>
-        </w:rPr>
-        <w:t xml:space="preserve">（音乐8：英雄.mp3）- 手动停</w:t>
+          <w:color w:val="ff0000"/>
+          <w:sz w:val="24"/>
+          <w:szCs w:val="24"/>
+          <w:rtl w:val="0"/>
+        </w:rPr>
+        <w:t xml:space="preserve">（音乐8：英雄.mp3）- 和音乐9无缝连接，音乐9起这个就停</w:t>
+      </w:r>
+      <w:r>
+        <w:rPr>
+          <w:rtl w:val="0"/>
+        </w:rPr>
       </w:r>
     </w:p>
     <w:p>
@@ -324,7 +343,22 @@
           <w:szCs w:val="24"/>
           <w:rtl w:val="0"/>
         </w:rPr>
-        <w:t xml:space="preserve">（音乐13：换幕.mp3）- 播放至完毕</w:t>
+        <w:t xml:space="preserve">（音乐13：换幕.mp3）- </w:t>
+      </w:r>
+      <w:r>
+        <w:rPr>
+          <w:rFonts w:ascii="Arial Unicode MS" w:cs="Arial Unicode MS" w:eastAsia="Arial Unicode MS" w:hAnsi="Arial Unicode MS"/>
+          <w:color w:val="ff0000"/>
+          <w:sz w:val="24"/>
+          <w:szCs w:val="24"/>
+          <w:rtl w:val="0"/>
+        </w:rPr>
+        <w:t xml:space="preserve">和音乐14无缝连接，音乐14起这个就停</w:t>
+      </w:r>
+      <w:r>
+        <w:rPr>
+          <w:rtl w:val="0"/>
+        </w:rPr>
       </w:r>
     </w:p>
     <w:p>
@@ -565,36 +599,44 @@
       <w:pPr>
         <w:spacing w:line="360" w:lineRule="auto"/>
         <w:rPr>
-          <w:sz w:val="24"/>
-          <w:szCs w:val="24"/>
-        </w:rPr>
-      </w:pPr>
-      <w:r>
-        <w:rPr>
-          <w:rFonts w:ascii="Arial Unicode MS" w:cs="Arial Unicode MS" w:eastAsia="Arial Unicode MS" w:hAnsi="Arial Unicode MS"/>
-          <w:sz w:val="24"/>
-          <w:szCs w:val="24"/>
-          <w:rtl w:val="0"/>
-        </w:rPr>
-        <w:t xml:space="preserve">（音效25：开门吱呀）- 播放至完毕</w:t>
-      </w:r>
-    </w:p>
-    <w:p>
-      <w:pPr>
-        <w:spacing w:line="360" w:lineRule="auto"/>
-        <w:rPr>
-          <w:sz w:val="24"/>
-          <w:szCs w:val="24"/>
-        </w:rPr>
-      </w:pPr>
-      <w:r>
-        <w:rPr>
-          <w:rFonts w:ascii="Arial Unicode MS" w:cs="Arial Unicode MS" w:eastAsia="Arial Unicode MS" w:hAnsi="Arial Unicode MS"/>
-          <w:sz w:val="24"/>
-          <w:szCs w:val="24"/>
-          <w:rtl w:val="0"/>
-        </w:rPr>
-        <w:t xml:space="preserve">（音乐26：搜捕队）-  和音乐27重叠</w:t>
+          <w:color w:val="ff0000"/>
+          <w:sz w:val="24"/>
+          <w:szCs w:val="24"/>
+        </w:rPr>
+      </w:pPr>
+      <w:r>
+        <w:rPr>
+          <w:rFonts w:ascii="Arial Unicode MS" w:cs="Arial Unicode MS" w:eastAsia="Arial Unicode MS" w:hAnsi="Arial Unicode MS"/>
+          <w:color w:val="ff0000"/>
+          <w:sz w:val="24"/>
+          <w:szCs w:val="24"/>
+          <w:rtl w:val="0"/>
+        </w:rPr>
+        <w:t xml:space="preserve">（音效25：房屋倒塌）- 播放至完毕</w:t>
+      </w:r>
+    </w:p>
+    <w:p>
+      <w:pPr>
+        <w:spacing w:line="360" w:lineRule="auto"/>
+        <w:rPr>
+          <w:sz w:val="24"/>
+          <w:szCs w:val="24"/>
+        </w:rPr>
+      </w:pPr>
+      <w:r>
+        <w:rPr>
+          <w:rFonts w:ascii="Arial Unicode MS" w:cs="Arial Unicode MS" w:eastAsia="Arial Unicode MS" w:hAnsi="Arial Unicode MS"/>
+          <w:color w:val="ff0000"/>
+          <w:sz w:val="24"/>
+          <w:szCs w:val="24"/>
+          <w:rtl w:val="0"/>
+        </w:rPr>
+        <w:t xml:space="preserve">（音乐26：搜捕队）-  和音效27无缝连接，音效27起这个就停</w:t>
+      </w:r>
+      <w:r>
+        <w:rPr>
+          <w:rtl w:val="0"/>
+        </w:rPr>
       </w:r>
     </w:p>
     <w:p>
@@ -997,100 +1039,100 @@
       <w:pPr>
         <w:spacing w:line="360" w:lineRule="auto"/>
         <w:rPr>
-          <w:sz w:val="24"/>
-          <w:szCs w:val="24"/>
-        </w:rPr>
-      </w:pPr>
-      <w:r>
-        <w:rPr>
-          <w:rFonts w:ascii="Arial Unicode MS" w:cs="Arial Unicode MS" w:eastAsia="Arial Unicode MS" w:hAnsi="Arial Unicode MS"/>
-          <w:sz w:val="24"/>
-          <w:szCs w:val="24"/>
-          <w:rtl w:val="0"/>
-        </w:rPr>
-        <w:t xml:space="preserve">（音效40：oncall 警报）- 播放至完毕</w:t>
-      </w:r>
-    </w:p>
-    <w:p>
-      <w:pPr>
-        <w:spacing w:line="360" w:lineRule="auto"/>
-        <w:rPr>
-          <w:sz w:val="24"/>
-          <w:szCs w:val="24"/>
-        </w:rPr>
-      </w:pPr>
-      <w:r>
-        <w:rPr>
-          <w:rFonts w:ascii="Arial Unicode MS" w:cs="Arial Unicode MS" w:eastAsia="Arial Unicode MS" w:hAnsi="Arial Unicode MS"/>
-          <w:sz w:val="24"/>
-          <w:szCs w:val="24"/>
-          <w:rtl w:val="0"/>
-        </w:rPr>
-        <w:t xml:space="preserve">（音乐41：心声.mp3）</w:t>
-      </w:r>
-    </w:p>
-    <w:p>
-      <w:pPr>
-        <w:spacing w:line="360" w:lineRule="auto"/>
-        <w:rPr>
-          <w:sz w:val="24"/>
-          <w:szCs w:val="24"/>
-        </w:rPr>
-      </w:pPr>
-      <w:r>
-        <w:rPr>
-          <w:rFonts w:ascii="Arial Unicode MS" w:cs="Arial Unicode MS" w:eastAsia="Arial Unicode MS" w:hAnsi="Arial Unicode MS"/>
-          <w:sz w:val="24"/>
-          <w:szCs w:val="24"/>
-          <w:rtl w:val="0"/>
-        </w:rPr>
-        <w:t xml:space="preserve">（音乐41：心声.mp3）- 手动停</w:t>
-      </w:r>
-    </w:p>
-    <w:p>
-      <w:pPr>
-        <w:spacing w:line="360" w:lineRule="auto"/>
-        <w:rPr>
-          <w:sz w:val="24"/>
-          <w:szCs w:val="24"/>
-        </w:rPr>
-      </w:pPr>
-      <w:r>
-        <w:rPr>
-          <w:rFonts w:ascii="Arial Unicode MS" w:cs="Arial Unicode MS" w:eastAsia="Arial Unicode MS" w:hAnsi="Arial Unicode MS"/>
-          <w:sz w:val="24"/>
-          <w:szCs w:val="24"/>
-          <w:rtl w:val="0"/>
-        </w:rPr>
-        <w:t xml:space="preserve">（音乐42：欢乐.mp3）</w:t>
-      </w:r>
-    </w:p>
-    <w:p>
-      <w:pPr>
-        <w:spacing w:line="360" w:lineRule="auto"/>
-        <w:rPr>
-          <w:sz w:val="24"/>
-          <w:szCs w:val="24"/>
-        </w:rPr>
-      </w:pPr>
-      <w:r>
-        <w:rPr>
-          <w:rFonts w:ascii="Arial Unicode MS" w:cs="Arial Unicode MS" w:eastAsia="Arial Unicode MS" w:hAnsi="Arial Unicode MS"/>
-          <w:sz w:val="24"/>
-          <w:szCs w:val="24"/>
-          <w:rtl w:val="0"/>
-        </w:rPr>
-        <w:t xml:space="preserve">（音乐42：欢乐.mp3）- 手动停</w:t>
-      </w:r>
-    </w:p>
-    <w:p>
-      <w:pPr>
-        <w:spacing w:line="360" w:lineRule="auto"/>
-        <w:rPr>
-          <w:sz w:val="24"/>
-          <w:szCs w:val="24"/>
-        </w:rPr>
-      </w:pPr>
+          <w:color w:val="ff0000"/>
+          <w:sz w:val="24"/>
+          <w:szCs w:val="24"/>
+        </w:rPr>
+      </w:pPr>
+      <w:r>
+        <w:rPr>
+          <w:rFonts w:ascii="Arial Unicode MS" w:cs="Arial Unicode MS" w:eastAsia="Arial Unicode MS" w:hAnsi="Arial Unicode MS"/>
+          <w:color w:val="ff0000"/>
+          <w:sz w:val="24"/>
+          <w:szCs w:val="24"/>
+          <w:rtl w:val="0"/>
+        </w:rPr>
+        <w:t xml:space="preserve">（音乐40：心声.mp3，和音效41重叠）</w:t>
+      </w:r>
+    </w:p>
+    <w:p>
+      <w:pPr>
+        <w:spacing w:line="360" w:lineRule="auto"/>
+        <w:rPr>
+          <w:color w:val="ff0000"/>
+          <w:sz w:val="24"/>
+          <w:szCs w:val="24"/>
+        </w:rPr>
+      </w:pPr>
+      <w:r>
+        <w:rPr>
+          <w:rFonts w:ascii="Arial Unicode MS" w:cs="Arial Unicode MS" w:eastAsia="Arial Unicode MS" w:hAnsi="Arial Unicode MS"/>
+          <w:color w:val="ff0000"/>
+          <w:sz w:val="24"/>
+          <w:szCs w:val="24"/>
+          <w:rtl w:val="0"/>
+        </w:rPr>
+        <w:t xml:space="preserve">（音效41：oncall 警报）- 播放至完毕</w:t>
+      </w:r>
+    </w:p>
+    <w:p>
+      <w:pPr>
+        <w:spacing w:line="360" w:lineRule="auto"/>
+        <w:rPr>
+          <w:color w:val="ff0000"/>
+          <w:sz w:val="24"/>
+          <w:szCs w:val="24"/>
+        </w:rPr>
+      </w:pPr>
+      <w:r>
+        <w:rPr>
+          <w:rFonts w:ascii="Arial Unicode MS" w:cs="Arial Unicode MS" w:eastAsia="Arial Unicode MS" w:hAnsi="Arial Unicode MS"/>
+          <w:color w:val="ff0000"/>
+          <w:sz w:val="24"/>
+          <w:szCs w:val="24"/>
+          <w:rtl w:val="0"/>
+        </w:rPr>
+        <w:t xml:space="preserve">（音乐40：心声.mp3）- 手动停，也可能直接播放完了</w:t>
+      </w:r>
+    </w:p>
+    <w:p>
+      <w:pPr>
+        <w:spacing w:line="360" w:lineRule="auto"/>
+        <w:rPr>
+          <w:color w:val="ff0000"/>
+          <w:sz w:val="24"/>
+          <w:szCs w:val="24"/>
+        </w:rPr>
+      </w:pPr>
+      <w:r>
+        <w:rPr>
+          <w:rFonts w:ascii="Arial Unicode MS" w:cs="Arial Unicode MS" w:eastAsia="Arial Unicode MS" w:hAnsi="Arial Unicode MS"/>
+          <w:color w:val="ff0000"/>
+          <w:sz w:val="24"/>
+          <w:szCs w:val="24"/>
+          <w:rtl w:val="0"/>
+        </w:rPr>
+        <w:t xml:space="preserve">（音乐42：让子弹飞.mp3）- 然后无缝衔接音乐43，43起这个就fade out</w:t>
+      </w:r>
+    </w:p>
+    <w:p>
+      <w:pPr>
+        <w:spacing w:line="360" w:lineRule="auto"/>
+        <w:rPr>
+          <w:sz w:val="24"/>
+          <w:szCs w:val="24"/>
+        </w:rPr>
+      </w:pPr>
+      <w:r>
+        <w:rPr>
+          <w:rFonts w:ascii="Arial Unicode MS" w:cs="Arial Unicode MS" w:eastAsia="Arial Unicode MS" w:hAnsi="Arial Unicode MS"/>
+          <w:color w:val="ff0000"/>
+          <w:sz w:val="24"/>
+          <w:szCs w:val="24"/>
+          <w:rtl w:val="0"/>
+        </w:rPr>
+        <w:t xml:space="preserve">（音乐43：让子弹再飞.mp3）- 手动停，fade out</w:t>
+      </w:r>
       <w:r>
         <w:rPr>
           <w:rtl w:val="0"/>
